--- a/project/submission/npj/cover_letter_v5.docx
+++ b/project/submission/npj/cover_letter_v5.docx
@@ -988,7 +988,7 @@
         <w:t xml:space="preserve"> </w:t>
       </w:r>
       <w:r>
-        <w:t xml:space="preserve">Technology), in collaboration with [Yu Kyungho — full Korean/English</w:t>
+        <w:t xml:space="preserve">Technology), in collaboration with [Yu Hyeong Won — full Korean/English</w:t>
       </w:r>
       <w:r>
         <w:t xml:space="preserve"> </w:t>
@@ -1363,7 +1363,7 @@
         <w:pStyle w:val="BodyText"/>
       </w:pPr>
       <w:r>
-        <w:t xml:space="preserve">[Yu Kyungho — full name + email TBD by user] [Affiliation TBD],</w:t>
+        <w:t xml:space="preserve">[Yu Hyeong Won — full name + email TBD by user] [Affiliation TBD],</w:t>
       </w:r>
       <w:r>
         <w:t xml:space="preserve"> </w:t>
